--- a/月間予定表/2611月間予定表.docx
+++ b/月間予定表/2611月間予定表.docx
@@ -353,6 +353,9 @@
               <w:instrText>1</w:instrText>
             </w:r>
             <w:r>
+              <w:rPr>
+                <w:noProof/>
+              </w:rPr>
               <w:fldChar w:fldCharType="end"/>
             </w:r>
             <w:r>
@@ -424,6 +427,9 @@
               <w:instrText>2</w:instrText>
             </w:r>
             <w:r>
+              <w:rPr>
+                <w:noProof/>
+              </w:rPr>
               <w:fldChar w:fldCharType="end"/>
             </w:r>
             <w:r>
@@ -491,6 +497,9 @@
               <w:instrText>3</w:instrText>
             </w:r>
             <w:r>
+              <w:rPr>
+                <w:noProof/>
+              </w:rPr>
               <w:fldChar w:fldCharType="end"/>
             </w:r>
             <w:r>
@@ -558,6 +567,9 @@
               <w:instrText>4</w:instrText>
             </w:r>
             <w:r>
+              <w:rPr>
+                <w:noProof/>
+              </w:rPr>
               <w:fldChar w:fldCharType="end"/>
             </w:r>
             <w:r>
@@ -625,6 +637,9 @@
               <w:instrText>5</w:instrText>
             </w:r>
             <w:r>
+              <w:rPr>
+                <w:noProof/>
+              </w:rPr>
               <w:fldChar w:fldCharType="end"/>
             </w:r>
             <w:r>
@@ -692,6 +707,9 @@
               <w:instrText>6</w:instrText>
             </w:r>
             <w:r>
+              <w:rPr>
+                <w:noProof/>
+              </w:rPr>
               <w:fldChar w:fldCharType="end"/>
             </w:r>
             <w:r>
@@ -853,9 +871,6 @@
           <w:p>
             <w:pPr>
               <w:jc w:val="center"/>
-              <w:rPr>
-                <w:rFonts w:hint="eastAsia"/>
-              </w:rPr>
             </w:pPr>
             <w:r>
               <w:rPr>
@@ -920,9 +935,6 @@
           <w:p>
             <w:pPr>
               <w:jc w:val="center"/>
-              <w:rPr>
-                <w:rFonts w:hint="eastAsia"/>
-              </w:rPr>
             </w:pPr>
             <w:r>
               <w:rPr>
@@ -1170,9 +1182,6 @@
           <w:p>
             <w:pPr>
               <w:jc w:val="center"/>
-              <w:rPr>
-                <w:rFonts w:hint="eastAsia"/>
-              </w:rPr>
             </w:pPr>
           </w:p>
         </w:tc>
@@ -1934,7 +1943,7 @@
               <w:rPr>
                 <w:rFonts w:hint="eastAsia"/>
               </w:rPr>
-              <w:t>C++</w:t>
+              <w:t>企画</w:t>
             </w:r>
           </w:p>
         </w:tc>
@@ -1955,7 +1964,7 @@
               <w:rPr>
                 <w:rFonts w:hint="eastAsia"/>
               </w:rPr>
-              <w:t>Unity</w:t>
+              <w:t>検定対策</w:t>
             </w:r>
           </w:p>
         </w:tc>
@@ -2072,7 +2081,7 @@
               <w:rPr>
                 <w:rFonts w:hint="eastAsia"/>
               </w:rPr>
-              <w:t>Unity</w:t>
+              <w:t>企画</w:t>
             </w:r>
           </w:p>
         </w:tc>
@@ -2114,7 +2123,7 @@
               <w:rPr>
                 <w:rFonts w:hint="eastAsia"/>
               </w:rPr>
-              <w:t>Unity</w:t>
+              <w:t>C++</w:t>
             </w:r>
           </w:p>
         </w:tc>
@@ -2231,66 +2240,65 @@
               <w:rPr>
                 <w:rFonts w:hint="eastAsia"/>
               </w:rPr>
+              <w:t>C++</w:t>
+            </w:r>
+          </w:p>
+        </w:tc>
+        <w:tc>
+          <w:tcPr>
+            <w:tcW w:w="1336" w:type="dxa"/>
+            <w:tcBorders>
+              <w:top w:val="dashSmallGap" w:sz="4" w:space="0" w:color="auto"/>
+              <w:bottom w:val="dashSmallGap" w:sz="4" w:space="0" w:color="auto"/>
+            </w:tcBorders>
+            <w:shd w:val="clear" w:color="auto" w:fill="auto"/>
+          </w:tcPr>
+          <w:p>
+            <w:pPr>
+              <w:jc w:val="center"/>
+            </w:pPr>
+            <w:r>
+              <w:rPr>
+                <w:rFonts w:hint="eastAsia"/>
+              </w:rPr>
+              <w:t>C++</w:t>
+            </w:r>
+          </w:p>
+        </w:tc>
+        <w:tc>
+          <w:tcPr>
+            <w:tcW w:w="1364" w:type="dxa"/>
+            <w:tcBorders>
+              <w:top w:val="dashSmallGap" w:sz="4" w:space="0" w:color="auto"/>
+              <w:bottom w:val="dashSmallGap" w:sz="4" w:space="0" w:color="auto"/>
+            </w:tcBorders>
+            <w:shd w:val="clear" w:color="auto" w:fill="auto"/>
+          </w:tcPr>
+          <w:p>
+            <w:pPr>
+              <w:jc w:val="center"/>
+            </w:pPr>
+            <w:r>
+              <w:rPr>
+                <w:rFonts w:hint="eastAsia"/>
+              </w:rPr>
               <w:t>Unity</w:t>
             </w:r>
           </w:p>
         </w:tc>
         <w:tc>
           <w:tcPr>
-            <w:tcW w:w="1336" w:type="dxa"/>
-            <w:tcBorders>
-              <w:top w:val="dashSmallGap" w:sz="4" w:space="0" w:color="auto"/>
-              <w:bottom w:val="dashSmallGap" w:sz="4" w:space="0" w:color="auto"/>
-            </w:tcBorders>
-            <w:shd w:val="clear" w:color="auto" w:fill="auto"/>
-          </w:tcPr>
-          <w:p>
-            <w:pPr>
-              <w:jc w:val="center"/>
-            </w:pPr>
-            <w:r>
-              <w:rPr>
-                <w:rFonts w:hint="eastAsia"/>
-              </w:rPr>
-              <w:t>C++</w:t>
-            </w:r>
-          </w:p>
-        </w:tc>
-        <w:tc>
-          <w:tcPr>
-            <w:tcW w:w="1364" w:type="dxa"/>
-            <w:tcBorders>
-              <w:top w:val="dashSmallGap" w:sz="4" w:space="0" w:color="auto"/>
-              <w:bottom w:val="dashSmallGap" w:sz="4" w:space="0" w:color="auto"/>
-            </w:tcBorders>
-            <w:shd w:val="clear" w:color="auto" w:fill="auto"/>
-          </w:tcPr>
-          <w:p>
-            <w:pPr>
-              <w:jc w:val="center"/>
-            </w:pPr>
-            <w:r>
-              <w:rPr>
-                <w:rFonts w:hint="eastAsia"/>
-              </w:rPr>
-              <w:t>Unity</w:t>
-            </w:r>
-          </w:p>
-        </w:tc>
-        <w:tc>
-          <w:tcPr>
-            <w:tcW w:w="1350" w:type="dxa"/>
-            <w:tcBorders>
-              <w:top w:val="dashSmallGap" w:sz="4" w:space="0" w:color="auto"/>
-              <w:bottom w:val="dashSmallGap" w:sz="4" w:space="0" w:color="auto"/>
-            </w:tcBorders>
-            <w:shd w:val="clear" w:color="auto" w:fill="auto"/>
-          </w:tcPr>
-          <w:p>
-            <w:pPr>
-              <w:jc w:val="center"/>
-              <w:rPr>
-                <w:rFonts w:hint="eastAsia"/>
+            <w:tcW w:w="1350" w:type="dxa"/>
+            <w:tcBorders>
+              <w:top w:val="dashSmallGap" w:sz="4" w:space="0" w:color="auto"/>
+              <w:bottom w:val="dashSmallGap" w:sz="4" w:space="0" w:color="auto"/>
+            </w:tcBorders>
+            <w:shd w:val="clear" w:color="auto" w:fill="auto"/>
+          </w:tcPr>
+          <w:p>
+            <w:pPr>
+              <w:jc w:val="center"/>
+              <w:rPr>
                 <w:sz w:val="16"/>
                 <w:szCs w:val="16"/>
               </w:rPr>
@@ -2393,6 +2401,12 @@
             <w:pPr>
               <w:jc w:val="center"/>
             </w:pPr>
+            <w:r>
+              <w:rPr>
+                <w:rFonts w:hint="eastAsia"/>
+              </w:rPr>
+              <w:t>C++</w:t>
+            </w:r>
           </w:p>
         </w:tc>
         <w:tc>
@@ -2407,12 +2421,18 @@
           <w:p>
             <w:pPr>
               <w:jc w:val="center"/>
-            </w:pPr>
-            <w:r>
-              <w:rPr>
-                <w:rFonts w:hint="eastAsia"/>
-              </w:rPr>
-              <w:t>就活</w:t>
+              <w:rPr>
+                <w:sz w:val="14"/>
+                <w:szCs w:val="16"/>
+              </w:rPr>
+            </w:pPr>
+            <w:r>
+              <w:rPr>
+                <w:rFonts w:hint="eastAsia"/>
+                <w:sz w:val="14"/>
+                <w:szCs w:val="16"/>
+              </w:rPr>
+              <w:t>就活(スーツ講習)</w:t>
             </w:r>
           </w:p>
         </w:tc>
@@ -2429,6 +2449,12 @@
             <w:pPr>
               <w:jc w:val="center"/>
             </w:pPr>
+            <w:r>
+              <w:rPr>
+                <w:rFonts w:hint="eastAsia"/>
+              </w:rPr>
+              <w:t>Unity</w:t>
+            </w:r>
           </w:p>
         </w:tc>
         <w:tc>
@@ -3121,7 +3147,7 @@
               <w:rPr>
                 <w:rFonts w:hint="eastAsia"/>
               </w:rPr>
-              <w:t>Unity</w:t>
+              <w:t>企画</w:t>
             </w:r>
           </w:p>
         </w:tc>
@@ -3247,7 +3273,7 @@
               <w:rPr>
                 <w:rFonts w:hint="eastAsia"/>
               </w:rPr>
-              <w:t>Unity</w:t>
+              <w:t>C++</w:t>
             </w:r>
           </w:p>
         </w:tc>
@@ -3289,7 +3315,7 @@
               <w:rPr>
                 <w:rFonts w:hint="eastAsia"/>
               </w:rPr>
-              <w:t>Unity</w:t>
+              <w:t>C++</w:t>
             </w:r>
           </w:p>
         </w:tc>
@@ -3573,6 +3599,12 @@
             <w:pPr>
               <w:jc w:val="center"/>
             </w:pPr>
+            <w:r>
+              <w:rPr>
+                <w:rFonts w:hint="eastAsia"/>
+              </w:rPr>
+              <w:t>Unity</w:t>
+            </w:r>
           </w:p>
         </w:tc>
         <w:tc>
@@ -3611,6 +3643,12 @@
             <w:pPr>
               <w:jc w:val="center"/>
             </w:pPr>
+            <w:r>
+              <w:rPr>
+                <w:rFonts w:hint="eastAsia"/>
+              </w:rPr>
+              <w:t>Unity</w:t>
+            </w:r>
           </w:p>
         </w:tc>
         <w:tc>
@@ -4248,9 +4286,6 @@
           <w:p>
             <w:pPr>
               <w:jc w:val="center"/>
-              <w:rPr>
-                <w:rFonts w:hint="eastAsia"/>
-              </w:rPr>
             </w:pPr>
             <w:r>
               <w:rPr>
@@ -4724,8 +4759,14 @@
           </w:tcPr>
           <w:p>
             <w:pPr>
-              <w:jc w:val="left"/>
-            </w:pPr>
+              <w:jc w:val="center"/>
+            </w:pPr>
+            <w:r>
+              <w:rPr>
+                <w:rFonts w:hint="eastAsia"/>
+              </w:rPr>
+              <w:t>検定対策</w:t>
+            </w:r>
           </w:p>
         </w:tc>
         <w:tc>
@@ -4755,8 +4796,14 @@
           </w:tcPr>
           <w:p>
             <w:pPr>
-              <w:jc w:val="left"/>
-            </w:pPr>
+              <w:jc w:val="center"/>
+            </w:pPr>
+            <w:r>
+              <w:rPr>
+                <w:rFonts w:hint="eastAsia"/>
+              </w:rPr>
+              <w:t>検定対策</w:t>
+            </w:r>
           </w:p>
         </w:tc>
         <w:tc>
@@ -6366,13 +6413,7 @@
               <w:rPr>
                 <w:rFonts w:hint="eastAsia"/>
               </w:rPr>
-              <w:t>・11/</w:t>
-            </w:r>
-            <w:r>
-              <w:rPr>
-                <w:rFonts w:hint="eastAsia"/>
-              </w:rPr>
-              <w:t>1</w:t>
+              <w:t>・11/1</w:t>
             </w:r>
             <w:r>
               <w:t>3</w:t>
@@ -6381,19 +6422,7 @@
               <w:rPr>
                 <w:rFonts w:hint="eastAsia"/>
               </w:rPr>
-              <w:t xml:space="preserve">　　</w:t>
-            </w:r>
-            <w:r>
-              <w:rPr>
-                <w:rFonts w:hint="eastAsia"/>
-              </w:rPr>
-              <w:t>「借金と多重債務の危険性」　　・</w:t>
-            </w:r>
-            <w:r>
-              <w:rPr>
-                <w:rFonts w:hint="eastAsia"/>
-              </w:rPr>
-              <w:t>11/</w:t>
+              <w:t xml:space="preserve">　　「借金と多重債務の危険性」　　・11/</w:t>
             </w:r>
             <w:r>
               <w:t>20</w:t>
@@ -6402,13 +6431,7 @@
               <w:rPr>
                 <w:rFonts w:hint="eastAsia"/>
               </w:rPr>
-              <w:t xml:space="preserve">　</w:t>
-            </w:r>
-            <w:r>
-              <w:rPr>
-                <w:rFonts w:hint="eastAsia"/>
-              </w:rPr>
-              <w:t>「若者がかかわる身近な犯罪」</w:t>
+              <w:t xml:space="preserve">　「若者がかかわる身近な犯罪」</w:t>
             </w:r>
           </w:p>
           <w:p>
@@ -6449,9 +6472,6 @@
           <w:p>
             <w:pPr>
               <w:jc w:val="left"/>
-              <w:rPr>
-                <w:rFonts w:hint="eastAsia"/>
-              </w:rPr>
             </w:pPr>
             <w:r>
               <w:rPr>

--- a/月間予定表/2611月間予定表.docx
+++ b/月間予定表/2611月間予定表.docx
@@ -337,27 +337,14 @@
             <w:r>
               <w:instrText xml:space="preserve"> QUOTE “</w:instrText>
             </w:r>
-            <w:r>
-              <w:fldChar w:fldCharType="begin"/>
-            </w:r>
-            <w:r>
-              <w:instrText xml:space="preserve"> SEQ a </w:instrText>
-            </w:r>
-            <w:r>
-              <w:fldChar w:fldCharType="separate"/>
-            </w:r>
-            <w:r>
-              <w:rPr>
-                <w:noProof/>
-              </w:rPr>
-              <w:instrText>1</w:instrText>
-            </w:r>
-            <w:r>
-              <w:rPr>
-                <w:noProof/>
-              </w:rPr>
-              <w:fldChar w:fldCharType="end"/>
-            </w:r>
+            <w:fldSimple w:instr=" SEQ a ">
+              <w:r>
+                <w:rPr>
+                  <w:noProof/>
+                </w:rPr>
+                <w:instrText>1</w:instrText>
+              </w:r>
+            </w:fldSimple>
             <w:r>
               <w:rPr>
                 <w:rFonts w:hint="eastAsia"/>
@@ -411,27 +398,14 @@
             <w:r>
               <w:instrText xml:space="preserve"> QUOTE “</w:instrText>
             </w:r>
-            <w:r>
-              <w:fldChar w:fldCharType="begin"/>
-            </w:r>
-            <w:r>
-              <w:instrText xml:space="preserve"> SEQ a </w:instrText>
-            </w:r>
-            <w:r>
-              <w:fldChar w:fldCharType="separate"/>
-            </w:r>
-            <w:r>
-              <w:rPr>
-                <w:noProof/>
-              </w:rPr>
-              <w:instrText>2</w:instrText>
-            </w:r>
-            <w:r>
-              <w:rPr>
-                <w:noProof/>
-              </w:rPr>
-              <w:fldChar w:fldCharType="end"/>
-            </w:r>
+            <w:fldSimple w:instr=" SEQ a ">
+              <w:r>
+                <w:rPr>
+                  <w:noProof/>
+                </w:rPr>
+                <w:instrText>2</w:instrText>
+              </w:r>
+            </w:fldSimple>
             <w:r>
               <w:rPr>
                 <w:rFonts w:hint="eastAsia"/>
@@ -481,27 +455,14 @@
             <w:r>
               <w:instrText xml:space="preserve"> QUOTE “</w:instrText>
             </w:r>
-            <w:r>
-              <w:fldChar w:fldCharType="begin"/>
-            </w:r>
-            <w:r>
-              <w:instrText xml:space="preserve"> SEQ a </w:instrText>
-            </w:r>
-            <w:r>
-              <w:fldChar w:fldCharType="separate"/>
-            </w:r>
-            <w:r>
-              <w:rPr>
-                <w:noProof/>
-              </w:rPr>
-              <w:instrText>3</w:instrText>
-            </w:r>
-            <w:r>
-              <w:rPr>
-                <w:noProof/>
-              </w:rPr>
-              <w:fldChar w:fldCharType="end"/>
-            </w:r>
+            <w:fldSimple w:instr=" SEQ a ">
+              <w:r>
+                <w:rPr>
+                  <w:noProof/>
+                </w:rPr>
+                <w:instrText>3</w:instrText>
+              </w:r>
+            </w:fldSimple>
             <w:r>
               <w:rPr>
                 <w:rFonts w:hint="eastAsia"/>
@@ -551,27 +512,14 @@
             <w:r>
               <w:instrText xml:space="preserve"> QUOTE “</w:instrText>
             </w:r>
-            <w:r>
-              <w:fldChar w:fldCharType="begin"/>
-            </w:r>
-            <w:r>
-              <w:instrText xml:space="preserve"> SEQ a </w:instrText>
-            </w:r>
-            <w:r>
-              <w:fldChar w:fldCharType="separate"/>
-            </w:r>
-            <w:r>
-              <w:rPr>
-                <w:noProof/>
-              </w:rPr>
-              <w:instrText>4</w:instrText>
-            </w:r>
-            <w:r>
-              <w:rPr>
-                <w:noProof/>
-              </w:rPr>
-              <w:fldChar w:fldCharType="end"/>
-            </w:r>
+            <w:fldSimple w:instr=" SEQ a ">
+              <w:r>
+                <w:rPr>
+                  <w:noProof/>
+                </w:rPr>
+                <w:instrText>4</w:instrText>
+              </w:r>
+            </w:fldSimple>
             <w:r>
               <w:rPr>
                 <w:rFonts w:hint="eastAsia"/>
@@ -621,27 +569,14 @@
             <w:r>
               <w:instrText xml:space="preserve"> QUOTE “</w:instrText>
             </w:r>
-            <w:r>
-              <w:fldChar w:fldCharType="begin"/>
-            </w:r>
-            <w:r>
-              <w:instrText xml:space="preserve"> SEQ a </w:instrText>
-            </w:r>
-            <w:r>
-              <w:fldChar w:fldCharType="separate"/>
-            </w:r>
-            <w:r>
-              <w:rPr>
-                <w:noProof/>
-              </w:rPr>
-              <w:instrText>5</w:instrText>
-            </w:r>
-            <w:r>
-              <w:rPr>
-                <w:noProof/>
-              </w:rPr>
-              <w:fldChar w:fldCharType="end"/>
-            </w:r>
+            <w:fldSimple w:instr=" SEQ a ">
+              <w:r>
+                <w:rPr>
+                  <w:noProof/>
+                </w:rPr>
+                <w:instrText>5</w:instrText>
+              </w:r>
+            </w:fldSimple>
             <w:r>
               <w:rPr>
                 <w:rFonts w:hint="eastAsia"/>
@@ -691,27 +626,14 @@
             <w:r>
               <w:instrText xml:space="preserve"> QUOTE “</w:instrText>
             </w:r>
-            <w:r>
-              <w:fldChar w:fldCharType="begin"/>
-            </w:r>
-            <w:r>
-              <w:instrText xml:space="preserve"> SEQ a </w:instrText>
-            </w:r>
-            <w:r>
-              <w:fldChar w:fldCharType="separate"/>
-            </w:r>
-            <w:r>
-              <w:rPr>
-                <w:noProof/>
-              </w:rPr>
-              <w:instrText>6</w:instrText>
-            </w:r>
-            <w:r>
-              <w:rPr>
-                <w:noProof/>
-              </w:rPr>
-              <w:fldChar w:fldCharType="end"/>
-            </w:r>
+            <w:fldSimple w:instr=" SEQ a ">
+              <w:r>
+                <w:rPr>
+                  <w:noProof/>
+                </w:rPr>
+                <w:instrText>6</w:instrText>
+              </w:r>
+            </w:fldSimple>
             <w:r>
               <w:rPr>
                 <w:rFonts w:hint="eastAsia"/>
@@ -1176,6 +1098,7 @@
             <w:tcBorders>
               <w:top w:val="dashSmallGap" w:sz="4" w:space="0" w:color="auto"/>
               <w:bottom w:val="dashSmallGap" w:sz="4" w:space="0" w:color="auto"/>
+              <w:tl2br w:val="single" w:sz="4" w:space="0" w:color="auto"/>
             </w:tcBorders>
             <w:shd w:val="clear" w:color="auto" w:fill="auto"/>
           </w:tcPr>
@@ -1309,6 +1232,8 @@
             <w:tcW w:w="1350" w:type="dxa"/>
             <w:tcBorders>
               <w:top w:val="dashSmallGap" w:sz="4" w:space="0" w:color="auto"/>
+              <w:bottom w:val="single" w:sz="12" w:space="0" w:color="auto"/>
+              <w:tl2br w:val="single" w:sz="4" w:space="0" w:color="auto"/>
             </w:tcBorders>
             <w:shd w:val="clear" w:color="auto" w:fill="auto"/>
           </w:tcPr>
@@ -1506,14 +1431,27 @@
             <w:r>
               <w:instrText xml:space="preserve"> QUOTE “</w:instrText>
             </w:r>
-            <w:fldSimple w:instr=" SEQ a ">
-              <w:r>
-                <w:rPr>
-                  <w:noProof/>
-                </w:rPr>
-                <w:instrText>9</w:instrText>
-              </w:r>
-            </w:fldSimple>
+            <w:r>
+              <w:fldChar w:fldCharType="begin"/>
+            </w:r>
+            <w:r>
+              <w:instrText xml:space="preserve"> SEQ a </w:instrText>
+            </w:r>
+            <w:r>
+              <w:fldChar w:fldCharType="separate"/>
+            </w:r>
+            <w:r>
+              <w:rPr>
+                <w:noProof/>
+              </w:rPr>
+              <w:instrText>9</w:instrText>
+            </w:r>
+            <w:r>
+              <w:rPr>
+                <w:noProof/>
+              </w:rPr>
+              <w:fldChar w:fldCharType="end"/>
+            </w:r>
             <w:r>
               <w:rPr>
                 <w:rFonts w:hint="eastAsia"/>
@@ -1562,14 +1500,27 @@
             <w:r>
               <w:instrText xml:space="preserve"> QUOTE “</w:instrText>
             </w:r>
-            <w:fldSimple w:instr=" SEQ a ">
-              <w:r>
-                <w:rPr>
-                  <w:noProof/>
-                </w:rPr>
-                <w:instrText>10</w:instrText>
-              </w:r>
-            </w:fldSimple>
+            <w:r>
+              <w:fldChar w:fldCharType="begin"/>
+            </w:r>
+            <w:r>
+              <w:instrText xml:space="preserve"> SEQ a </w:instrText>
+            </w:r>
+            <w:r>
+              <w:fldChar w:fldCharType="separate"/>
+            </w:r>
+            <w:r>
+              <w:rPr>
+                <w:noProof/>
+              </w:rPr>
+              <w:instrText>10</w:instrText>
+            </w:r>
+            <w:r>
+              <w:rPr>
+                <w:noProof/>
+              </w:rPr>
+              <w:fldChar w:fldCharType="end"/>
+            </w:r>
             <w:r>
               <w:rPr>
                 <w:rFonts w:hint="eastAsia"/>
@@ -1618,14 +1569,27 @@
             <w:r>
               <w:instrText xml:space="preserve"> QUOTE “</w:instrText>
             </w:r>
-            <w:fldSimple w:instr=" SEQ a ">
-              <w:r>
-                <w:rPr>
-                  <w:noProof/>
-                </w:rPr>
-                <w:instrText>11</w:instrText>
-              </w:r>
-            </w:fldSimple>
+            <w:r>
+              <w:fldChar w:fldCharType="begin"/>
+            </w:r>
+            <w:r>
+              <w:instrText xml:space="preserve"> SEQ a </w:instrText>
+            </w:r>
+            <w:r>
+              <w:fldChar w:fldCharType="separate"/>
+            </w:r>
+            <w:r>
+              <w:rPr>
+                <w:noProof/>
+              </w:rPr>
+              <w:instrText>11</w:instrText>
+            </w:r>
+            <w:r>
+              <w:rPr>
+                <w:noProof/>
+              </w:rPr>
+              <w:fldChar w:fldCharType="end"/>
+            </w:r>
             <w:r>
               <w:rPr>
                 <w:rFonts w:hint="eastAsia"/>
@@ -1674,14 +1638,27 @@
             <w:r>
               <w:instrText xml:space="preserve"> QUOTE “</w:instrText>
             </w:r>
-            <w:fldSimple w:instr=" SEQ a ">
-              <w:r>
-                <w:rPr>
-                  <w:noProof/>
-                </w:rPr>
-                <w:instrText>12</w:instrText>
-              </w:r>
-            </w:fldSimple>
+            <w:r>
+              <w:fldChar w:fldCharType="begin"/>
+            </w:r>
+            <w:r>
+              <w:instrText xml:space="preserve"> SEQ a </w:instrText>
+            </w:r>
+            <w:r>
+              <w:fldChar w:fldCharType="separate"/>
+            </w:r>
+            <w:r>
+              <w:rPr>
+                <w:noProof/>
+              </w:rPr>
+              <w:instrText>12</w:instrText>
+            </w:r>
+            <w:r>
+              <w:rPr>
+                <w:noProof/>
+              </w:rPr>
+              <w:fldChar w:fldCharType="end"/>
+            </w:r>
             <w:r>
               <w:rPr>
                 <w:rFonts w:hint="eastAsia"/>
@@ -1730,14 +1707,27 @@
             <w:r>
               <w:instrText xml:space="preserve"> QUOTE “</w:instrText>
             </w:r>
-            <w:fldSimple w:instr=" SEQ a ">
-              <w:r>
-                <w:rPr>
-                  <w:noProof/>
-                </w:rPr>
-                <w:instrText>13</w:instrText>
-              </w:r>
-            </w:fldSimple>
+            <w:r>
+              <w:fldChar w:fldCharType="begin"/>
+            </w:r>
+            <w:r>
+              <w:instrText xml:space="preserve"> SEQ a </w:instrText>
+            </w:r>
+            <w:r>
+              <w:fldChar w:fldCharType="separate"/>
+            </w:r>
+            <w:r>
+              <w:rPr>
+                <w:noProof/>
+              </w:rPr>
+              <w:instrText>13</w:instrText>
+            </w:r>
+            <w:r>
+              <w:rPr>
+                <w:noProof/>
+              </w:rPr>
+              <w:fldChar w:fldCharType="end"/>
+            </w:r>
             <w:r>
               <w:rPr>
                 <w:rFonts w:hint="eastAsia"/>
@@ -2442,19 +2432,14 @@
             <w:tcBorders>
               <w:top w:val="dashSmallGap" w:sz="4" w:space="0" w:color="auto"/>
               <w:bottom w:val="single" w:sz="12" w:space="0" w:color="auto"/>
-            </w:tcBorders>
-            <w:shd w:val="clear" w:color="auto" w:fill="auto"/>
-          </w:tcPr>
-          <w:p>
-            <w:pPr>
-              <w:jc w:val="center"/>
-            </w:pPr>
-            <w:r>
-              <w:rPr>
-                <w:rFonts w:hint="eastAsia"/>
-              </w:rPr>
-              <w:t>Unity</w:t>
-            </w:r>
+              <w:tl2br w:val="single" w:sz="4" w:space="0" w:color="auto"/>
+            </w:tcBorders>
+            <w:shd w:val="clear" w:color="auto" w:fill="auto"/>
+          </w:tcPr>
+          <w:p>
+            <w:pPr>
+              <w:jc w:val="center"/>
+            </w:pPr>
           </w:p>
         </w:tc>
         <w:tc>
@@ -4619,6 +4604,7 @@
             <w:tcBorders>
               <w:top w:val="dashSmallGap" w:sz="4" w:space="0" w:color="auto"/>
               <w:bottom w:val="dashSmallGap" w:sz="4" w:space="0" w:color="auto"/>
+              <w:tl2br w:val="single" w:sz="4" w:space="0" w:color="auto"/>
             </w:tcBorders>
             <w:shd w:val="clear" w:color="auto" w:fill="auto"/>
           </w:tcPr>
@@ -4775,6 +4761,7 @@
             <w:tcBorders>
               <w:top w:val="dashSmallGap" w:sz="4" w:space="0" w:color="auto"/>
               <w:bottom w:val="single" w:sz="12" w:space="0" w:color="auto"/>
+              <w:tl2br w:val="single" w:sz="4" w:space="0" w:color="auto"/>
             </w:tcBorders>
             <w:shd w:val="clear" w:color="auto" w:fill="auto"/>
           </w:tcPr>
@@ -14154,15 +14141,18 @@
 </file>
 
 <file path=customXml/item1.xml><?xml version="1.0" encoding="utf-8"?>
-<?mso-contentType ?>
-<FormTemplates xmlns="http://schemas.microsoft.com/sharepoint/v3/contenttype/forms">
-  <Display>DocumentLibraryForm</Display>
-  <Edit>DocumentLibraryForm</Edit>
-  <New>DocumentLibraryForm</New>
-</FormTemplates>
+<p:properties xmlns:p="http://schemas.microsoft.com/office/2006/metadata/properties" xmlns:xsi="http://www.w3.org/2001/XMLSchema-instance" xmlns:pc="http://schemas.microsoft.com/office/infopath/2007/PartnerControls">
+  <documentManagement>
+    <_activity xmlns="8c28b444-7ede-4a89-8a26-defb7266df75" xsi:nil="true"/>
+  </documentManagement>
+</p:properties>
 </file>
 
 <file path=customXml/item2.xml><?xml version="1.0" encoding="utf-8"?>
+<b:Sources xmlns:b="http://schemas.openxmlformats.org/officeDocument/2006/bibliography" xmlns="http://schemas.openxmlformats.org/officeDocument/2006/bibliography" SelectedStyle="\APASixthEditionOfficeOnline.xsl" StyleName="APA" Version="6"/>
+</file>
+
+<file path=customXml/item3.xml><?xml version="1.0" encoding="utf-8"?>
 <ct:contentTypeSchema xmlns:ct="http://schemas.microsoft.com/office/2006/metadata/contentType" xmlns:ma="http://schemas.microsoft.com/office/2006/metadata/properties/metaAttributes" ct:_="" ma:_="" ma:contentTypeName="ドキュメント" ma:contentTypeID="0x0101003FE77414E331C74C989811204DEF3CB3" ma:contentTypeVersion="16" ma:contentTypeDescription="新しいドキュメントを作成します。" ma:contentTypeScope="" ma:versionID="93bac4fdcce9711b4d44597f313fe857">
   <xsd:schema xmlns:xsd="http://www.w3.org/2001/XMLSchema" xmlns:xs="http://www.w3.org/2001/XMLSchema" xmlns:p="http://schemas.microsoft.com/office/2006/metadata/properties" xmlns:ns3="8c28b444-7ede-4a89-8a26-defb7266df75" xmlns:ns4="32d8d0a1-a040-47da-b78b-e05b28ff8d70" targetNamespace="http://schemas.microsoft.com/office/2006/metadata/properties" ma:root="true" ma:fieldsID="b1a1ea60cdc5efeda6c299fa11fe974b" ns3:_="" ns4:_="">
     <xsd:import namespace="8c28b444-7ede-4a89-8a26-defb7266df75"/>
@@ -14401,27 +14391,34 @@
 </ct:contentTypeSchema>
 </file>
 
-<file path=customXml/item3.xml><?xml version="1.0" encoding="utf-8"?>
-<b:Sources xmlns:b="http://schemas.openxmlformats.org/officeDocument/2006/bibliography" xmlns="http://schemas.openxmlformats.org/officeDocument/2006/bibliography" SelectedStyle="\APASixthEditionOfficeOnline.xsl" StyleName="APA" Version="6"/>
-</file>
-
 <file path=customXml/item4.xml><?xml version="1.0" encoding="utf-8"?>
-<p:properties xmlns:p="http://schemas.microsoft.com/office/2006/metadata/properties" xmlns:xsi="http://www.w3.org/2001/XMLSchema-instance" xmlns:pc="http://schemas.microsoft.com/office/infopath/2007/PartnerControls">
-  <documentManagement>
-    <_activity xmlns="8c28b444-7ede-4a89-8a26-defb7266df75" xsi:nil="true"/>
-  </documentManagement>
-</p:properties>
+<?mso-contentType ?>
+<FormTemplates xmlns="http://schemas.microsoft.com/sharepoint/v3/contenttype/forms">
+  <Display>DocumentLibraryForm</Display>
+  <Edit>DocumentLibraryForm</Edit>
+  <New>DocumentLibraryForm</New>
+</FormTemplates>
 </file>
 
 <file path=customXml/itemProps1.xml><?xml version="1.0" encoding="utf-8"?>
-<ds:datastoreItem xmlns:ds="http://schemas.openxmlformats.org/officeDocument/2006/customXml" ds:itemID="{24EB6BFC-537D-40BB-BD29-84266B854B01}">
+<ds:datastoreItem xmlns:ds="http://schemas.openxmlformats.org/officeDocument/2006/customXml" ds:itemID="{D7473458-B947-43F3-AE30-B45C5B73CE0F}">
   <ds:schemaRefs>
-    <ds:schemaRef ds:uri="http://schemas.microsoft.com/sharepoint/v3/contenttype/forms"/>
+    <ds:schemaRef ds:uri="http://schemas.microsoft.com/office/2006/metadata/properties"/>
+    <ds:schemaRef ds:uri="http://schemas.microsoft.com/office/infopath/2007/PartnerControls"/>
+    <ds:schemaRef ds:uri="8c28b444-7ede-4a89-8a26-defb7266df75"/>
   </ds:schemaRefs>
 </ds:datastoreItem>
 </file>
 
 <file path=customXml/itemProps2.xml><?xml version="1.0" encoding="utf-8"?>
+<ds:datastoreItem xmlns:ds="http://schemas.openxmlformats.org/officeDocument/2006/customXml" ds:itemID="{845DA2FD-F2C3-4B0D-A33A-7F48C2ABEE21}">
+  <ds:schemaRefs>
+    <ds:schemaRef ds:uri="http://schemas.openxmlformats.org/officeDocument/2006/bibliography"/>
+  </ds:schemaRefs>
+</ds:datastoreItem>
+</file>
+
+<file path=customXml/itemProps3.xml><?xml version="1.0" encoding="utf-8"?>
 <ds:datastoreItem xmlns:ds="http://schemas.openxmlformats.org/officeDocument/2006/customXml" ds:itemID="{FF52E4BF-46F0-4646-8EF7-B659601E8101}">
   <ds:schemaRefs>
     <ds:schemaRef ds:uri="http://schemas.microsoft.com/office/2006/metadata/contentType"/>
@@ -14440,20 +14437,10 @@
 </ds:datastoreItem>
 </file>
 
-<file path=customXml/itemProps3.xml><?xml version="1.0" encoding="utf-8"?>
-<ds:datastoreItem xmlns:ds="http://schemas.openxmlformats.org/officeDocument/2006/customXml" ds:itemID="{845DA2FD-F2C3-4B0D-A33A-7F48C2ABEE21}">
+<file path=customXml/itemProps4.xml><?xml version="1.0" encoding="utf-8"?>
+<ds:datastoreItem xmlns:ds="http://schemas.openxmlformats.org/officeDocument/2006/customXml" ds:itemID="{24EB6BFC-537D-40BB-BD29-84266B854B01}">
   <ds:schemaRefs>
-    <ds:schemaRef ds:uri="http://schemas.openxmlformats.org/officeDocument/2006/bibliography"/>
-  </ds:schemaRefs>
-</ds:datastoreItem>
-</file>
-
-<file path=customXml/itemProps4.xml><?xml version="1.0" encoding="utf-8"?>
-<ds:datastoreItem xmlns:ds="http://schemas.openxmlformats.org/officeDocument/2006/customXml" ds:itemID="{D7473458-B947-43F3-AE30-B45C5B73CE0F}">
-  <ds:schemaRefs>
-    <ds:schemaRef ds:uri="http://schemas.microsoft.com/office/2006/metadata/properties"/>
-    <ds:schemaRef ds:uri="http://schemas.microsoft.com/office/infopath/2007/PartnerControls"/>
-    <ds:schemaRef ds:uri="8c28b444-7ede-4a89-8a26-defb7266df75"/>
+    <ds:schemaRef ds:uri="http://schemas.microsoft.com/sharepoint/v3/contenttype/forms"/>
   </ds:schemaRefs>
 </ds:datastoreItem>
 </file>